--- a/lessons/8-7-catchup/homework.docx
+++ b/lessons/8-7-catchup/homework.docx
@@ -115,7 +115,7 @@
           <wp:inline distT="0" distB="0" distL="0" distR="0">
             <wp:extent cx="1047750" cy="790575"/>
             <wp:effectExtent t="0" r="0" b="0" l="0"/>
-            <wp:docPr id="1" name="" descr="" title=""/>
+            <wp:docPr id="1" name="Inequality" descr="Picture illustrating the vocabulary word &quot;Inequality&quot;" title="Inequality"/>
             <wp:cNvGraphicFramePr>
               <a:graphicFrameLocks xmlns:a="http://schemas.openxmlformats.org/drawingml/2006/main" noChangeAspect="1"/>
             </wp:cNvGraphicFramePr>
@@ -161,10 +161,10 @@
           <w:b/>
           <w:bCs/>
         </w:rPr>
-        <w:t xml:space="preserve">Write Inequalities (Escribir desigualdades)</w:t>
-      </w:r>
-      <w:r>
-        <w:t xml:space="preserve"> — Represent a range of possible values with &lt;, &gt;, ≤, or ≥.</w:t>
+        <w:t xml:space="preserve">Inequality (Desigualdad)</w:t>
+      </w:r>
+      <w:r>
+        <w:t xml:space="preserve"> — A math sentence that compares two sides with &lt;, &gt;, ≤, or ≥.</w:t>
       </w:r>
     </w:p>
     <w:p>
@@ -178,7 +178,7 @@
           <wp:inline distT="0" distB="0" distL="0" distR="0">
             <wp:extent cx="1047750" cy="790575"/>
             <wp:effectExtent t="0" r="0" b="0" l="0"/>
-            <wp:docPr id="1" name="" descr="" title=""/>
+            <wp:docPr id="1" name="Greater than" descr="Picture illustrating the vocabulary word &quot;Greater than&quot;" title="Greater than"/>
             <wp:cNvGraphicFramePr>
               <a:graphicFrameLocks xmlns:a="http://schemas.openxmlformats.org/drawingml/2006/main" noChangeAspect="1"/>
             </wp:cNvGraphicFramePr>
@@ -224,10 +224,10 @@
           <w:b/>
           <w:bCs/>
         </w:rPr>
-        <w:t xml:space="preserve">Inequality (Desigualdad)</w:t>
-      </w:r>
-      <w:r>
-        <w:t xml:space="preserve"> — A math sentence that compares two sides with &lt;, &gt;, ≤, or ≥.</w:t>
+        <w:t xml:space="preserve">Greater than (Mayor que)</w:t>
+      </w:r>
+      <w:r>
+        <w:t xml:space="preserve"> — The &gt; sign, showing one number is bigger.</w:t>
       </w:r>
     </w:p>
     <w:p>
@@ -241,7 +241,7 @@
           <wp:inline distT="0" distB="0" distL="0" distR="0">
             <wp:extent cx="1047750" cy="790575"/>
             <wp:effectExtent t="0" r="0" b="0" l="0"/>
-            <wp:docPr id="1" name="" descr="" title=""/>
+            <wp:docPr id="1" name="Less than" descr="Picture illustrating the vocabulary word &quot;Less than&quot;" title="Less than"/>
             <wp:cNvGraphicFramePr>
               <a:graphicFrameLocks xmlns:a="http://schemas.openxmlformats.org/drawingml/2006/main" noChangeAspect="1"/>
             </wp:cNvGraphicFramePr>
@@ -287,10 +287,10 @@
           <w:b/>
           <w:bCs/>
         </w:rPr>
-        <w:t xml:space="preserve">Greater than (Mayor que)</w:t>
-      </w:r>
-      <w:r>
-        <w:t xml:space="preserve"> — The &gt; sign, showing one number is bigger.</w:t>
+        <w:t xml:space="preserve">Less than (Menor que)</w:t>
+      </w:r>
+      <w:r>
+        <w:t xml:space="preserve"> — The &lt; sign, showing one number is smaller.</w:t>
       </w:r>
     </w:p>
     <w:p>
@@ -304,7 +304,70 @@
           <wp:inline distT="0" distB="0" distL="0" distR="0">
             <wp:extent cx="1047750" cy="790575"/>
             <wp:effectExtent t="0" r="0" b="0" l="0"/>
-            <wp:docPr id="1" name="" descr="" title=""/>
+            <wp:docPr id="1" name="At least / At most" descr="Picture illustrating the vocabulary word &quot;At least / At most&quot;" title="At least / At most"/>
+            <wp:cNvGraphicFramePr>
+              <a:graphicFrameLocks xmlns:a="http://schemas.openxmlformats.org/drawingml/2006/main" noChangeAspect="1"/>
+            </wp:cNvGraphicFramePr>
+            <a:graphic xmlns:a="http://schemas.openxmlformats.org/drawingml/2006/main">
+              <a:graphicData uri="http://schemas.openxmlformats.org/drawingml/2006/picture">
+                <pic:pic xmlns:pic="http://schemas.openxmlformats.org/drawingml/2006/picture">
+                  <pic:nvPicPr>
+                    <pic:cNvPr id="0" name="" descr=""/>
+                    <pic:cNvPicPr>
+                      <a:picLocks noChangeAspect="1" noChangeArrowheads="1"/>
+                    </pic:cNvPicPr>
+                  </pic:nvPicPr>
+                  <pic:blipFill>
+                    <a:blip r:embed="rId7" cstate="none"/>
+                    <a:srcRect/>
+                    <a:stretch>
+                      <a:fillRect/>
+                    </a:stretch>
+                  </pic:blipFill>
+                  <pic:spPr bwMode="auto">
+                    <a:xfrm>
+                      <a:off x="0" y="0"/>
+                      <a:ext cx="1047750" cy="790575"/>
+                    </a:xfrm>
+                    <a:prstGeom prst="rect">
+                      <a:avLst/>
+                    </a:prstGeom>
+                  </pic:spPr>
+                </pic:pic>
+              </a:graphicData>
+            </a:graphic>
+          </wp:inline>
+        </w:drawing>
+      </w:r>
+    </w:p>
+    <w:p>
+      <w:pPr>
+        <w:keepNext/>
+        <w:spacing w:after="120"/>
+      </w:pPr>
+      <w:r>
+        <w:rPr>
+          <w:b/>
+          <w:bCs/>
+        </w:rPr>
+        <w:t xml:space="preserve">At least / At most (Al menos / A lo más)</w:t>
+      </w:r>
+      <w:r>
+        <w:t xml:space="preserve"> — 'At least' means ≥. 'At most' means ≤.</w:t>
+      </w:r>
+    </w:p>
+    <w:p>
+      <w:pPr>
+        <w:keepNext/>
+        <w:spacing w:after="20" w:before="80"/>
+        <w:jc w:val="center"/>
+      </w:pPr>
+      <w:r>
+        <w:drawing>
+          <wp:inline distT="0" distB="0" distL="0" distR="0">
+            <wp:extent cx="1047750" cy="790575"/>
+            <wp:effectExtent t="0" r="0" b="0" l="0"/>
+            <wp:docPr id="1" name="Variable" descr="Picture illustrating the vocabulary word &quot;Variable&quot;" title="Variable"/>
             <wp:cNvGraphicFramePr>
               <a:graphicFrameLocks xmlns:a="http://schemas.openxmlformats.org/drawingml/2006/main" noChangeAspect="1"/>
             </wp:cNvGraphicFramePr>
@@ -350,10 +413,10 @@
           <w:b/>
           <w:bCs/>
         </w:rPr>
-        <w:t xml:space="preserve">Less than (Menor que)</w:t>
-      </w:r>
-      <w:r>
-        <w:t xml:space="preserve"> — The &lt; sign, showing one number is smaller.</w:t>
+        <w:t xml:space="preserve">Variable (Variable)</w:t>
+      </w:r>
+      <w:r>
+        <w:t xml:space="preserve"> — A letter that stands for a number that is unknown or can change.</w:t>
       </w:r>
     </w:p>
     <w:p>
@@ -367,7 +430,7 @@
           <wp:inline distT="0" distB="0" distL="0" distR="0">
             <wp:extent cx="1047750" cy="790575"/>
             <wp:effectExtent t="0" r="0" b="0" l="0"/>
-            <wp:docPr id="1" name="" descr="" title=""/>
+            <wp:docPr id="1" name="No more than" descr="Picture illustrating the vocabulary word &quot;No more than&quot;" title="No more than"/>
             <wp:cNvGraphicFramePr>
               <a:graphicFrameLocks xmlns:a="http://schemas.openxmlformats.org/drawingml/2006/main" noChangeAspect="1"/>
             </wp:cNvGraphicFramePr>
@@ -381,7 +444,7 @@
                     </pic:cNvPicPr>
                   </pic:nvPicPr>
                   <pic:blipFill>
-                    <a:blip r:embed="rId8" cstate="none"/>
+                    <a:blip r:embed="rId7" cstate="none"/>
                     <a:srcRect/>
                     <a:stretch>
                       <a:fillRect/>
@@ -413,10 +476,10 @@
           <w:b/>
           <w:bCs/>
         </w:rPr>
-        <w:t xml:space="preserve">At least / At most (Al menos / A lo más)</w:t>
-      </w:r>
-      <w:r>
-        <w:t xml:space="preserve"> — 'At least' means ≥. 'At most' means ≤.</w:t>
+        <w:t xml:space="preserve">No more than (No más de)</w:t>
+      </w:r>
+      <w:r>
+        <w:t xml:space="preserve"> — A phrase meaning less than or equal to (≤).</w:t>
       </w:r>
     </w:p>
     <w:p>
@@ -430,7 +493,7 @@
           <wp:inline distT="0" distB="0" distL="0" distR="0">
             <wp:extent cx="1047750" cy="790575"/>
             <wp:effectExtent t="0" r="0" b="0" l="0"/>
-            <wp:docPr id="1" name="" descr="" title=""/>
+            <wp:docPr id="1" name="Number line" descr="Picture illustrating the vocabulary word &quot;Number line&quot;" title="Number line"/>
             <wp:cNvGraphicFramePr>
               <a:graphicFrameLocks xmlns:a="http://schemas.openxmlformats.org/drawingml/2006/main" noChangeAspect="1"/>
             </wp:cNvGraphicFramePr>
@@ -476,10 +539,10 @@
           <w:b/>
           <w:bCs/>
         </w:rPr>
-        <w:t xml:space="preserve">Variable (Variable)</w:t>
-      </w:r>
-      <w:r>
-        <w:t xml:space="preserve"> — A letter that stands for a number that is unknown or can change.</w:t>
+        <w:t xml:space="preserve">Number line (Recta numérica)</w:t>
+      </w:r>
+      <w:r>
+        <w:t xml:space="preserve"> — A straight line where numbers are placed in order; numbers get smaller to the left and larger to the right.</w:t>
       </w:r>
     </w:p>
     <w:p>
@@ -493,70 +556,7 @@
           <wp:inline distT="0" distB="0" distL="0" distR="0">
             <wp:extent cx="1047750" cy="790575"/>
             <wp:effectExtent t="0" r="0" b="0" l="0"/>
-            <wp:docPr id="1" name="" descr="" title=""/>
-            <wp:cNvGraphicFramePr>
-              <a:graphicFrameLocks xmlns:a="http://schemas.openxmlformats.org/drawingml/2006/main" noChangeAspect="1"/>
-            </wp:cNvGraphicFramePr>
-            <a:graphic xmlns:a="http://schemas.openxmlformats.org/drawingml/2006/main">
-              <a:graphicData uri="http://schemas.openxmlformats.org/drawingml/2006/picture">
-                <pic:pic xmlns:pic="http://schemas.openxmlformats.org/drawingml/2006/picture">
-                  <pic:nvPicPr>
-                    <pic:cNvPr id="0" name="" descr=""/>
-                    <pic:cNvPicPr>
-                      <a:picLocks noChangeAspect="1" noChangeArrowheads="1"/>
-                    </pic:cNvPicPr>
-                  </pic:nvPicPr>
-                  <pic:blipFill>
-                    <a:blip r:embed="rId8" cstate="none"/>
-                    <a:srcRect/>
-                    <a:stretch>
-                      <a:fillRect/>
-                    </a:stretch>
-                  </pic:blipFill>
-                  <pic:spPr bwMode="auto">
-                    <a:xfrm>
-                      <a:off x="0" y="0"/>
-                      <a:ext cx="1047750" cy="790575"/>
-                    </a:xfrm>
-                    <a:prstGeom prst="rect">
-                      <a:avLst/>
-                    </a:prstGeom>
-                  </pic:spPr>
-                </pic:pic>
-              </a:graphicData>
-            </a:graphic>
-          </wp:inline>
-        </w:drawing>
-      </w:r>
-    </w:p>
-    <w:p>
-      <w:pPr>
-        <w:keepNext/>
-        <w:spacing w:after="120"/>
-      </w:pPr>
-      <w:r>
-        <w:rPr>
-          <w:b/>
-          <w:bCs/>
-        </w:rPr>
-        <w:t xml:space="preserve">No more than (No más de)</w:t>
-      </w:r>
-      <w:r>
-        <w:t xml:space="preserve"> — A phrase meaning less than or equal to (≤).</w:t>
-      </w:r>
-    </w:p>
-    <w:p>
-      <w:pPr>
-        <w:keepNext/>
-        <w:spacing w:after="20" w:before="80"/>
-        <w:jc w:val="center"/>
-      </w:pPr>
-      <w:r>
-        <w:drawing>
-          <wp:inline distT="0" distB="0" distL="0" distR="0">
-            <wp:extent cx="1047750" cy="790575"/>
-            <wp:effectExtent t="0" r="0" b="0" l="0"/>
-            <wp:docPr id="1" name="" descr="" title=""/>
+            <wp:docPr id="1" name="Solve" descr="Picture illustrating the vocabulary word &quot;Solve&quot;" title="Solve"/>
             <wp:cNvGraphicFramePr>
               <a:graphicFrameLocks xmlns:a="http://schemas.openxmlformats.org/drawingml/2006/main" noChangeAspect="1"/>
             </wp:cNvGraphicFramePr>
@@ -602,10 +602,10 @@
           <w:b/>
           <w:bCs/>
         </w:rPr>
-        <w:t xml:space="preserve">Graph Inequalities (Representar desigualdades en una recta numérica)</w:t>
-      </w:r>
-      <w:r>
-        <w:t xml:space="preserve"> — Show every solution to an inequality on a number line with a boundary point and an arrow.</w:t>
+        <w:t xml:space="preserve">Solve (Resolver)</w:t>
+      </w:r>
+      <w:r>
+        <w:t xml:space="preserve"> — To find the number that makes it true.</w:t>
       </w:r>
     </w:p>
     <w:p>
@@ -619,7 +619,196 @@
           <wp:inline distT="0" distB="0" distL="0" distR="0">
             <wp:extent cx="1047750" cy="790575"/>
             <wp:effectExtent t="0" r="0" b="0" l="0"/>
-            <wp:docPr id="1" name="" descr="" title=""/>
+            <wp:docPr id="1" name="Model" descr="Picture illustrating the vocabulary word &quot;Model&quot;" title="Model"/>
+            <wp:cNvGraphicFramePr>
+              <a:graphicFrameLocks xmlns:a="http://schemas.openxmlformats.org/drawingml/2006/main" noChangeAspect="1"/>
+            </wp:cNvGraphicFramePr>
+            <a:graphic xmlns:a="http://schemas.openxmlformats.org/drawingml/2006/main">
+              <a:graphicData uri="http://schemas.openxmlformats.org/drawingml/2006/picture">
+                <pic:pic xmlns:pic="http://schemas.openxmlformats.org/drawingml/2006/picture">
+                  <pic:nvPicPr>
+                    <pic:cNvPr id="0" name="" descr=""/>
+                    <pic:cNvPicPr>
+                      <a:picLocks noChangeAspect="1" noChangeArrowheads="1"/>
+                    </pic:cNvPicPr>
+                  </pic:nvPicPr>
+                  <pic:blipFill>
+                    <a:blip r:embed="rId13" cstate="none"/>
+                    <a:srcRect/>
+                    <a:stretch>
+                      <a:fillRect/>
+                    </a:stretch>
+                  </pic:blipFill>
+                  <pic:spPr bwMode="auto">
+                    <a:xfrm>
+                      <a:off x="0" y="0"/>
+                      <a:ext cx="1047750" cy="790575"/>
+                    </a:xfrm>
+                    <a:prstGeom prst="rect">
+                      <a:avLst/>
+                    </a:prstGeom>
+                  </pic:spPr>
+                </pic:pic>
+              </a:graphicData>
+            </a:graphic>
+          </wp:inline>
+        </w:drawing>
+      </w:r>
+    </w:p>
+    <w:p>
+      <w:pPr>
+        <w:keepNext/>
+        <w:spacing w:after="120"/>
+      </w:pPr>
+      <w:r>
+        <w:rPr>
+          <w:b/>
+          <w:bCs/>
+        </w:rPr>
+        <w:t xml:space="preserve">Model (Modelar)</w:t>
+      </w:r>
+      <w:r>
+        <w:t xml:space="preserve"> — To show a real-life situation with an equation or inequality.</w:t>
+      </w:r>
+    </w:p>
+    <w:p>
+      <w:pPr>
+        <w:keepNext/>
+        <w:spacing w:after="20" w:before="80"/>
+        <w:jc w:val="center"/>
+      </w:pPr>
+      <w:r>
+        <w:drawing>
+          <wp:inline distT="0" distB="0" distL="0" distR="0">
+            <wp:extent cx="1047750" cy="790575"/>
+            <wp:effectExtent t="0" r="0" b="0" l="0"/>
+            <wp:docPr id="1" name="Open circle" descr="Picture illustrating the vocabulary word &quot;Open circle&quot;" title="Open circle"/>
+            <wp:cNvGraphicFramePr>
+              <a:graphicFrameLocks xmlns:a="http://schemas.openxmlformats.org/drawingml/2006/main" noChangeAspect="1"/>
+            </wp:cNvGraphicFramePr>
+            <a:graphic xmlns:a="http://schemas.openxmlformats.org/drawingml/2006/main">
+              <a:graphicData uri="http://schemas.openxmlformats.org/drawingml/2006/picture">
+                <pic:pic xmlns:pic="http://schemas.openxmlformats.org/drawingml/2006/picture">
+                  <pic:nvPicPr>
+                    <pic:cNvPr id="0" name="" descr=""/>
+                    <pic:cNvPicPr>
+                      <a:picLocks noChangeAspect="1" noChangeArrowheads="1"/>
+                    </pic:cNvPicPr>
+                  </pic:nvPicPr>
+                  <pic:blipFill>
+                    <a:blip r:embed="rId14" cstate="none"/>
+                    <a:srcRect/>
+                    <a:stretch>
+                      <a:fillRect/>
+                    </a:stretch>
+                  </pic:blipFill>
+                  <pic:spPr bwMode="auto">
+                    <a:xfrm>
+                      <a:off x="0" y="0"/>
+                      <a:ext cx="1047750" cy="790575"/>
+                    </a:xfrm>
+                    <a:prstGeom prst="rect">
+                      <a:avLst/>
+                    </a:prstGeom>
+                  </pic:spPr>
+                </pic:pic>
+              </a:graphicData>
+            </a:graphic>
+          </wp:inline>
+        </w:drawing>
+      </w:r>
+    </w:p>
+    <w:p>
+      <w:pPr>
+        <w:keepNext/>
+        <w:spacing w:after="120"/>
+      </w:pPr>
+      <w:r>
+        <w:rPr>
+          <w:b/>
+          <w:bCs/>
+        </w:rPr>
+        <w:t xml:space="preserve">Open circle (Círculo abierto)</w:t>
+      </w:r>
+      <w:r>
+        <w:t xml:space="preserve"> — An empty circle showing a number is NOT included.</w:t>
+      </w:r>
+    </w:p>
+    <w:p>
+      <w:pPr>
+        <w:keepNext/>
+        <w:spacing w:after="20" w:before="80"/>
+        <w:jc w:val="center"/>
+      </w:pPr>
+      <w:r>
+        <w:drawing>
+          <wp:inline distT="0" distB="0" distL="0" distR="0">
+            <wp:extent cx="1047750" cy="790575"/>
+            <wp:effectExtent t="0" r="0" b="0" l="0"/>
+            <wp:docPr id="1" name="Graph" descr="Picture illustrating the vocabulary word &quot;Graph&quot;" title="Graph"/>
+            <wp:cNvGraphicFramePr>
+              <a:graphicFrameLocks xmlns:a="http://schemas.openxmlformats.org/drawingml/2006/main" noChangeAspect="1"/>
+            </wp:cNvGraphicFramePr>
+            <a:graphic xmlns:a="http://schemas.openxmlformats.org/drawingml/2006/main">
+              <a:graphicData uri="http://schemas.openxmlformats.org/drawingml/2006/picture">
+                <pic:pic xmlns:pic="http://schemas.openxmlformats.org/drawingml/2006/picture">
+                  <pic:nvPicPr>
+                    <pic:cNvPr id="0" name="" descr=""/>
+                    <pic:cNvPicPr>
+                      <a:picLocks noChangeAspect="1" noChangeArrowheads="1"/>
+                    </pic:cNvPicPr>
+                  </pic:nvPicPr>
+                  <pic:blipFill>
+                    <a:blip r:embed="rId15" cstate="none"/>
+                    <a:srcRect/>
+                    <a:stretch>
+                      <a:fillRect/>
+                    </a:stretch>
+                  </pic:blipFill>
+                  <pic:spPr bwMode="auto">
+                    <a:xfrm>
+                      <a:off x="0" y="0"/>
+                      <a:ext cx="1047750" cy="790575"/>
+                    </a:xfrm>
+                    <a:prstGeom prst="rect">
+                      <a:avLst/>
+                    </a:prstGeom>
+                  </pic:spPr>
+                </pic:pic>
+              </a:graphicData>
+            </a:graphic>
+          </wp:inline>
+        </w:drawing>
+      </w:r>
+    </w:p>
+    <w:p>
+      <w:pPr>
+        <w:keepNext/>
+        <w:spacing w:after="120"/>
+      </w:pPr>
+      <w:r>
+        <w:rPr>
+          <w:b/>
+          <w:bCs/>
+        </w:rPr>
+        <w:t xml:space="preserve">Graph (Graficar)</w:t>
+      </w:r>
+      <w:r>
+        <w:t xml:space="preserve"> — To show answers on a number line with circles and shading.</w:t>
+      </w:r>
+    </w:p>
+    <w:p>
+      <w:pPr>
+        <w:keepNext/>
+        <w:spacing w:after="20" w:before="80"/>
+        <w:jc w:val="center"/>
+      </w:pPr>
+      <w:r>
+        <w:drawing>
+          <wp:inline distT="0" distB="0" distL="0" distR="0">
+            <wp:extent cx="1047750" cy="790575"/>
+            <wp:effectExtent t="0" r="0" b="0" l="0"/>
+            <wp:docPr id="1" name="Equation" descr="Picture illustrating the vocabulary word &quot;Equation&quot;" title="Equation"/>
             <wp:cNvGraphicFramePr>
               <a:graphicFrameLocks xmlns:a="http://schemas.openxmlformats.org/drawingml/2006/main" noChangeAspect="1"/>
             </wp:cNvGraphicFramePr>
@@ -665,447 +854,6 @@
           <w:b/>
           <w:bCs/>
         </w:rPr>
-        <w:t xml:space="preserve">Solve and Graph Inequalities (Resolver y representar desigualdades)</w:t>
-      </w:r>
-      <w:r>
-        <w:t xml:space="preserve"> — Isolate the variable, then show the complete solution set on a number line.</w:t>
-      </w:r>
-    </w:p>
-    <w:p>
-      <w:pPr>
-        <w:keepNext/>
-        <w:spacing w:after="20" w:before="80"/>
-        <w:jc w:val="center"/>
-      </w:pPr>
-      <w:r>
-        <w:drawing>
-          <wp:inline distT="0" distB="0" distL="0" distR="0">
-            <wp:extent cx="1047750" cy="790575"/>
-            <wp:effectExtent t="0" r="0" b="0" l="0"/>
-            <wp:docPr id="1" name="" descr="" title=""/>
-            <wp:cNvGraphicFramePr>
-              <a:graphicFrameLocks xmlns:a="http://schemas.openxmlformats.org/drawingml/2006/main" noChangeAspect="1"/>
-            </wp:cNvGraphicFramePr>
-            <a:graphic xmlns:a="http://schemas.openxmlformats.org/drawingml/2006/main">
-              <a:graphicData uri="http://schemas.openxmlformats.org/drawingml/2006/picture">
-                <pic:pic xmlns:pic="http://schemas.openxmlformats.org/drawingml/2006/picture">
-                  <pic:nvPicPr>
-                    <pic:cNvPr id="0" name="" descr=""/>
-                    <pic:cNvPicPr>
-                      <a:picLocks noChangeAspect="1" noChangeArrowheads="1"/>
-                    </pic:cNvPicPr>
-                  </pic:nvPicPr>
-                  <pic:blipFill>
-                    <a:blip r:embed="rId7" cstate="none"/>
-                    <a:srcRect/>
-                    <a:stretch>
-                      <a:fillRect/>
-                    </a:stretch>
-                  </pic:blipFill>
-                  <pic:spPr bwMode="auto">
-                    <a:xfrm>
-                      <a:off x="0" y="0"/>
-                      <a:ext cx="1047750" cy="790575"/>
-                    </a:xfrm>
-                    <a:prstGeom prst="rect">
-                      <a:avLst/>
-                    </a:prstGeom>
-                  </pic:spPr>
-                </pic:pic>
-              </a:graphicData>
-            </a:graphic>
-          </wp:inline>
-        </w:drawing>
-      </w:r>
-    </w:p>
-    <w:p>
-      <w:pPr>
-        <w:keepNext/>
-        <w:spacing w:after="120"/>
-      </w:pPr>
-      <w:r>
-        <w:rPr>
-          <w:b/>
-          <w:bCs/>
-        </w:rPr>
-        <w:t xml:space="preserve">Equations and Inequalities Problem Solving (Resolución de problemas con ecuaciones y desigualdades)</w:t>
-      </w:r>
-      <w:r>
-        <w:t xml:space="preserve"> — Use an equation for one exact value or an inequality for a range of values in a real situation.</w:t>
-      </w:r>
-    </w:p>
-    <w:p>
-      <w:pPr>
-        <w:keepNext/>
-        <w:spacing w:after="20" w:before="80"/>
-        <w:jc w:val="center"/>
-      </w:pPr>
-      <w:r>
-        <w:drawing>
-          <wp:inline distT="0" distB="0" distL="0" distR="0">
-            <wp:extent cx="1047750" cy="790575"/>
-            <wp:effectExtent t="0" r="0" b="0" l="0"/>
-            <wp:docPr id="1" name="" descr="" title=""/>
-            <wp:cNvGraphicFramePr>
-              <a:graphicFrameLocks xmlns:a="http://schemas.openxmlformats.org/drawingml/2006/main" noChangeAspect="1"/>
-            </wp:cNvGraphicFramePr>
-            <a:graphic xmlns:a="http://schemas.openxmlformats.org/drawingml/2006/main">
-              <a:graphicData uri="http://schemas.openxmlformats.org/drawingml/2006/picture">
-                <pic:pic xmlns:pic="http://schemas.openxmlformats.org/drawingml/2006/picture">
-                  <pic:nvPicPr>
-                    <pic:cNvPr id="0" name="" descr=""/>
-                    <pic:cNvPicPr>
-                      <a:picLocks noChangeAspect="1" noChangeArrowheads="1"/>
-                    </pic:cNvPicPr>
-                  </pic:nvPicPr>
-                  <pic:blipFill>
-                    <a:blip r:embed="rId13" cstate="none"/>
-                    <a:srcRect/>
-                    <a:stretch>
-                      <a:fillRect/>
-                    </a:stretch>
-                  </pic:blipFill>
-                  <pic:spPr bwMode="auto">
-                    <a:xfrm>
-                      <a:off x="0" y="0"/>
-                      <a:ext cx="1047750" cy="790575"/>
-                    </a:xfrm>
-                    <a:prstGeom prst="rect">
-                      <a:avLst/>
-                    </a:prstGeom>
-                  </pic:spPr>
-                </pic:pic>
-              </a:graphicData>
-            </a:graphic>
-          </wp:inline>
-        </w:drawing>
-      </w:r>
-    </w:p>
-    <w:p>
-      <w:pPr>
-        <w:keepNext/>
-        <w:spacing w:after="120"/>
-      </w:pPr>
-      <w:r>
-        <w:rPr>
-          <w:b/>
-          <w:bCs/>
-        </w:rPr>
-        <w:t xml:space="preserve">Number line (Recta numérica)</w:t>
-      </w:r>
-      <w:r>
-        <w:t xml:space="preserve"> — A straight line where numbers are placed in order; numbers get smaller to the left and larger to the right.</w:t>
-      </w:r>
-    </w:p>
-    <w:p>
-      <w:pPr>
-        <w:keepNext/>
-        <w:spacing w:after="20" w:before="80"/>
-        <w:jc w:val="center"/>
-      </w:pPr>
-      <w:r>
-        <w:drawing>
-          <wp:inline distT="0" distB="0" distL="0" distR="0">
-            <wp:extent cx="1047750" cy="790575"/>
-            <wp:effectExtent t="0" r="0" b="0" l="0"/>
-            <wp:docPr id="1" name="" descr="" title=""/>
-            <wp:cNvGraphicFramePr>
-              <a:graphicFrameLocks xmlns:a="http://schemas.openxmlformats.org/drawingml/2006/main" noChangeAspect="1"/>
-            </wp:cNvGraphicFramePr>
-            <a:graphic xmlns:a="http://schemas.openxmlformats.org/drawingml/2006/main">
-              <a:graphicData uri="http://schemas.openxmlformats.org/drawingml/2006/picture">
-                <pic:pic xmlns:pic="http://schemas.openxmlformats.org/drawingml/2006/picture">
-                  <pic:nvPicPr>
-                    <pic:cNvPr id="0" name="" descr=""/>
-                    <pic:cNvPicPr>
-                      <a:picLocks noChangeAspect="1" noChangeArrowheads="1"/>
-                    </pic:cNvPicPr>
-                  </pic:nvPicPr>
-                  <pic:blipFill>
-                    <a:blip r:embed="rId14" cstate="none"/>
-                    <a:srcRect/>
-                    <a:stretch>
-                      <a:fillRect/>
-                    </a:stretch>
-                  </pic:blipFill>
-                  <pic:spPr bwMode="auto">
-                    <a:xfrm>
-                      <a:off x="0" y="0"/>
-                      <a:ext cx="1047750" cy="790575"/>
-                    </a:xfrm>
-                    <a:prstGeom prst="rect">
-                      <a:avLst/>
-                    </a:prstGeom>
-                  </pic:spPr>
-                </pic:pic>
-              </a:graphicData>
-            </a:graphic>
-          </wp:inline>
-        </w:drawing>
-      </w:r>
-    </w:p>
-    <w:p>
-      <w:pPr>
-        <w:keepNext/>
-        <w:spacing w:after="120"/>
-      </w:pPr>
-      <w:r>
-        <w:rPr>
-          <w:b/>
-          <w:bCs/>
-        </w:rPr>
-        <w:t xml:space="preserve">Solve (Resolver)</w:t>
-      </w:r>
-      <w:r>
-        <w:t xml:space="preserve"> — To find the number that makes it true.</w:t>
-      </w:r>
-    </w:p>
-    <w:p>
-      <w:pPr>
-        <w:keepNext/>
-        <w:spacing w:after="20" w:before="80"/>
-        <w:jc w:val="center"/>
-      </w:pPr>
-      <w:r>
-        <w:drawing>
-          <wp:inline distT="0" distB="0" distL="0" distR="0">
-            <wp:extent cx="1047750" cy="790575"/>
-            <wp:effectExtent t="0" r="0" b="0" l="0"/>
-            <wp:docPr id="1" name="" descr="" title=""/>
-            <wp:cNvGraphicFramePr>
-              <a:graphicFrameLocks xmlns:a="http://schemas.openxmlformats.org/drawingml/2006/main" noChangeAspect="1"/>
-            </wp:cNvGraphicFramePr>
-            <a:graphic xmlns:a="http://schemas.openxmlformats.org/drawingml/2006/main">
-              <a:graphicData uri="http://schemas.openxmlformats.org/drawingml/2006/picture">
-                <pic:pic xmlns:pic="http://schemas.openxmlformats.org/drawingml/2006/picture">
-                  <pic:nvPicPr>
-                    <pic:cNvPr id="0" name="" descr=""/>
-                    <pic:cNvPicPr>
-                      <a:picLocks noChangeAspect="1" noChangeArrowheads="1"/>
-                    </pic:cNvPicPr>
-                  </pic:nvPicPr>
-                  <pic:blipFill>
-                    <a:blip r:embed="rId15" cstate="none"/>
-                    <a:srcRect/>
-                    <a:stretch>
-                      <a:fillRect/>
-                    </a:stretch>
-                  </pic:blipFill>
-                  <pic:spPr bwMode="auto">
-                    <a:xfrm>
-                      <a:off x="0" y="0"/>
-                      <a:ext cx="1047750" cy="790575"/>
-                    </a:xfrm>
-                    <a:prstGeom prst="rect">
-                      <a:avLst/>
-                    </a:prstGeom>
-                  </pic:spPr>
-                </pic:pic>
-              </a:graphicData>
-            </a:graphic>
-          </wp:inline>
-        </w:drawing>
-      </w:r>
-    </w:p>
-    <w:p>
-      <w:pPr>
-        <w:keepNext/>
-        <w:spacing w:after="120"/>
-      </w:pPr>
-      <w:r>
-        <w:rPr>
-          <w:b/>
-          <w:bCs/>
-        </w:rPr>
-        <w:t xml:space="preserve">Model (Modelar)</w:t>
-      </w:r>
-      <w:r>
-        <w:t xml:space="preserve"> — To show a real-life situation with an equation or inequality.</w:t>
-      </w:r>
-    </w:p>
-    <w:p>
-      <w:pPr>
-        <w:keepNext/>
-        <w:spacing w:after="20" w:before="80"/>
-        <w:jc w:val="center"/>
-      </w:pPr>
-      <w:r>
-        <w:drawing>
-          <wp:inline distT="0" distB="0" distL="0" distR="0">
-            <wp:extent cx="1047750" cy="790575"/>
-            <wp:effectExtent t="0" r="0" b="0" l="0"/>
-            <wp:docPr id="1" name="" descr="" title=""/>
-            <wp:cNvGraphicFramePr>
-              <a:graphicFrameLocks xmlns:a="http://schemas.openxmlformats.org/drawingml/2006/main" noChangeAspect="1"/>
-            </wp:cNvGraphicFramePr>
-            <a:graphic xmlns:a="http://schemas.openxmlformats.org/drawingml/2006/main">
-              <a:graphicData uri="http://schemas.openxmlformats.org/drawingml/2006/picture">
-                <pic:pic xmlns:pic="http://schemas.openxmlformats.org/drawingml/2006/picture">
-                  <pic:nvPicPr>
-                    <pic:cNvPr id="0" name="" descr=""/>
-                    <pic:cNvPicPr>
-                      <a:picLocks noChangeAspect="1" noChangeArrowheads="1"/>
-                    </pic:cNvPicPr>
-                  </pic:nvPicPr>
-                  <pic:blipFill>
-                    <a:blip r:embed="rId16" cstate="none"/>
-                    <a:srcRect/>
-                    <a:stretch>
-                      <a:fillRect/>
-                    </a:stretch>
-                  </pic:blipFill>
-                  <pic:spPr bwMode="auto">
-                    <a:xfrm>
-                      <a:off x="0" y="0"/>
-                      <a:ext cx="1047750" cy="790575"/>
-                    </a:xfrm>
-                    <a:prstGeom prst="rect">
-                      <a:avLst/>
-                    </a:prstGeom>
-                  </pic:spPr>
-                </pic:pic>
-              </a:graphicData>
-            </a:graphic>
-          </wp:inline>
-        </w:drawing>
-      </w:r>
-    </w:p>
-    <w:p>
-      <w:pPr>
-        <w:keepNext/>
-        <w:spacing w:after="120"/>
-      </w:pPr>
-      <w:r>
-        <w:rPr>
-          <w:b/>
-          <w:bCs/>
-        </w:rPr>
-        <w:t xml:space="preserve">Open circle (Círculo abierto)</w:t>
-      </w:r>
-      <w:r>
-        <w:t xml:space="preserve"> — An empty circle showing a number is NOT included.</w:t>
-      </w:r>
-    </w:p>
-    <w:p>
-      <w:pPr>
-        <w:keepNext/>
-        <w:spacing w:after="20" w:before="80"/>
-        <w:jc w:val="center"/>
-      </w:pPr>
-      <w:r>
-        <w:drawing>
-          <wp:inline distT="0" distB="0" distL="0" distR="0">
-            <wp:extent cx="1047750" cy="790575"/>
-            <wp:effectExtent t="0" r="0" b="0" l="0"/>
-            <wp:docPr id="1" name="" descr="" title=""/>
-            <wp:cNvGraphicFramePr>
-              <a:graphicFrameLocks xmlns:a="http://schemas.openxmlformats.org/drawingml/2006/main" noChangeAspect="1"/>
-            </wp:cNvGraphicFramePr>
-            <a:graphic xmlns:a="http://schemas.openxmlformats.org/drawingml/2006/main">
-              <a:graphicData uri="http://schemas.openxmlformats.org/drawingml/2006/picture">
-                <pic:pic xmlns:pic="http://schemas.openxmlformats.org/drawingml/2006/picture">
-                  <pic:nvPicPr>
-                    <pic:cNvPr id="0" name="" descr=""/>
-                    <pic:cNvPicPr>
-                      <a:picLocks noChangeAspect="1" noChangeArrowheads="1"/>
-                    </pic:cNvPicPr>
-                  </pic:nvPicPr>
-                  <pic:blipFill>
-                    <a:blip r:embed="rId17" cstate="none"/>
-                    <a:srcRect/>
-                    <a:stretch>
-                      <a:fillRect/>
-                    </a:stretch>
-                  </pic:blipFill>
-                  <pic:spPr bwMode="auto">
-                    <a:xfrm>
-                      <a:off x="0" y="0"/>
-                      <a:ext cx="1047750" cy="790575"/>
-                    </a:xfrm>
-                    <a:prstGeom prst="rect">
-                      <a:avLst/>
-                    </a:prstGeom>
-                  </pic:spPr>
-                </pic:pic>
-              </a:graphicData>
-            </a:graphic>
-          </wp:inline>
-        </w:drawing>
-      </w:r>
-    </w:p>
-    <w:p>
-      <w:pPr>
-        <w:keepNext/>
-        <w:spacing w:after="120"/>
-      </w:pPr>
-      <w:r>
-        <w:rPr>
-          <w:b/>
-          <w:bCs/>
-        </w:rPr>
-        <w:t xml:space="preserve">Graph (Graficar)</w:t>
-      </w:r>
-      <w:r>
-        <w:t xml:space="preserve"> — To show answers on a number line with circles and shading.</w:t>
-      </w:r>
-    </w:p>
-    <w:p>
-      <w:pPr>
-        <w:keepNext/>
-        <w:spacing w:after="20" w:before="80"/>
-        <w:jc w:val="center"/>
-      </w:pPr>
-      <w:r>
-        <w:drawing>
-          <wp:inline distT="0" distB="0" distL="0" distR="0">
-            <wp:extent cx="1047750" cy="790575"/>
-            <wp:effectExtent t="0" r="0" b="0" l="0"/>
-            <wp:docPr id="1" name="" descr="" title=""/>
-            <wp:cNvGraphicFramePr>
-              <a:graphicFrameLocks xmlns:a="http://schemas.openxmlformats.org/drawingml/2006/main" noChangeAspect="1"/>
-            </wp:cNvGraphicFramePr>
-            <a:graphic xmlns:a="http://schemas.openxmlformats.org/drawingml/2006/main">
-              <a:graphicData uri="http://schemas.openxmlformats.org/drawingml/2006/picture">
-                <pic:pic xmlns:pic="http://schemas.openxmlformats.org/drawingml/2006/picture">
-                  <pic:nvPicPr>
-                    <pic:cNvPr id="0" name="" descr=""/>
-                    <pic:cNvPicPr>
-                      <a:picLocks noChangeAspect="1" noChangeArrowheads="1"/>
-                    </pic:cNvPicPr>
-                  </pic:nvPicPr>
-                  <pic:blipFill>
-                    <a:blip r:embed="rId14" cstate="none"/>
-                    <a:srcRect/>
-                    <a:stretch>
-                      <a:fillRect/>
-                    </a:stretch>
-                  </pic:blipFill>
-                  <pic:spPr bwMode="auto">
-                    <a:xfrm>
-                      <a:off x="0" y="0"/>
-                      <a:ext cx="1047750" cy="790575"/>
-                    </a:xfrm>
-                    <a:prstGeom prst="rect">
-                      <a:avLst/>
-                    </a:prstGeom>
-                  </pic:spPr>
-                </pic:pic>
-              </a:graphicData>
-            </a:graphic>
-          </wp:inline>
-        </w:drawing>
-      </w:r>
-    </w:p>
-    <w:p>
-      <w:pPr>
-        <w:keepNext/>
-        <w:spacing w:after="120"/>
-      </w:pPr>
-      <w:r>
-        <w:rPr>
-          <w:b/>
-          <w:bCs/>
-        </w:rPr>
         <w:t xml:space="preserve">Equation (Ecuación)</w:t>
       </w:r>
       <w:r>
@@ -1688,23 +1436,23 @@
         <w:spacing w:after="40" w:before="0"/>
       </w:pPr>
       <w:r>
-        <w:t xml:space="preserve">     A. Yes — 13 notebooks per box is reasonable</w:t>
-      </w:r>
-    </w:p>
-    <w:p>
-      <w:pPr>
-        <w:spacing w:after="40" w:before="0"/>
-      </w:pPr>
-      <w:r>
-        <w:t xml:space="preserve">     B. No — 13 is too many notebooks</w:t>
-      </w:r>
-    </w:p>
-    <w:p>
-      <w:pPr>
-        <w:spacing w:after="40" w:before="0"/>
-      </w:pPr>
-      <w:r>
-        <w:t xml:space="preserve">     C. No — the answer should be 48</w:t>
+        <w:t xml:space="preserve">     A. No — 13 is too many notebooks</w:t>
+      </w:r>
+    </w:p>
+    <w:p>
+      <w:pPr>
+        <w:spacing w:after="40" w:before="0"/>
+      </w:pPr>
+      <w:r>
+        <w:t xml:space="preserve">     B. No — the answer should be 48</w:t>
+      </w:r>
+    </w:p>
+    <w:p>
+      <w:pPr>
+        <w:spacing w:after="40" w:before="0"/>
+      </w:pPr>
+      <w:r>
+        <w:t xml:space="preserve">     C. Yes — 13 notebooks per box is reasonable</w:t>
       </w:r>
     </w:p>
     <w:p>
@@ -2110,7 +1858,7 @@
           <w:b/>
           <w:bCs/>
         </w:rPr>
-        <w:t xml:space="preserve">9. A. Yes — 13 notebooks per box is reasonable</w:t>
+        <w:t xml:space="preserve">9. C. Yes — 13 notebooks per box is reasonable</w:t>
       </w:r>
     </w:p>
     <w:p>
@@ -2355,7 +2103,14 @@
 <file path=word/styles.xml><?xml version="1.0" encoding="utf-8"?>
 <w:styles xmlns:mc="http://schemas.openxmlformats.org/markup-compatibility/2006" xmlns:r="http://schemas.openxmlformats.org/officeDocument/2006/relationships" xmlns:w="http://schemas.openxmlformats.org/wordprocessingml/2006/main" xmlns:w14="http://schemas.microsoft.com/office/word/2010/wordml" xmlns:w15="http://schemas.microsoft.com/office/word/2012/wordml" mc:Ignorable="w14 w15">
   <w:docDefaults>
-    <w:rPrDefault/>
+    <w:rPrDefault>
+      <w:rPr>
+        <w:rFonts w:ascii="Arial" w:cs="Arial" w:eastAsia="Arial" w:hAnsi="Arial"/>
+        <w:sz w:val="22"/>
+        <w:szCs w:val="22"/>
+        <w:lang w:val="en-US"/>
+      </w:rPr>
+    </w:rPrDefault>
     <w:pPrDefault/>
   </w:docDefaults>
   <w:style w:type="paragraph" w:styleId="Title">
@@ -2373,10 +2128,16 @@
     <w:basedOn w:val="Normal"/>
     <w:next w:val="Normal"/>
     <w:qFormat/>
+    <w:pPr>
+      <w:keepNext/>
+    </w:pPr>
     <w:rPr>
-      <w:color w:val="2E74B5"/>
-      <w:sz w:val="32"/>
-      <w:szCs w:val="32"/>
+      <w:rFonts w:ascii="Arial" w:cs="Arial" w:eastAsia="Arial" w:hAnsi="Arial"/>
+      <w:b/>
+      <w:bCs/>
+      <w:color w:val="183E56"/>
+      <w:sz w:val="34"/>
+      <w:szCs w:val="34"/>
     </w:rPr>
   </w:style>
   <w:style w:type="paragraph" w:styleId="Heading2">
@@ -2384,8 +2145,14 @@
     <w:basedOn w:val="Normal"/>
     <w:next w:val="Normal"/>
     <w:qFormat/>
+    <w:pPr>
+      <w:keepNext/>
+    </w:pPr>
     <w:rPr>
-      <w:color w:val="2E74B5"/>
+      <w:rFonts w:ascii="Arial" w:cs="Arial" w:eastAsia="Arial" w:hAnsi="Arial"/>
+      <w:b/>
+      <w:bCs/>
+      <w:color w:val="176B70"/>
       <w:sz w:val="26"/>
       <w:szCs w:val="26"/>
     </w:rPr>

--- a/lessons/8-7-catchup/homework.docx
+++ b/lessons/8-7-catchup/homework.docx
@@ -1561,360 +1561,6 @@
           <w:color w:val="BBBBBB"/>
         </w:rPr>
         <w:t xml:space="preserve">______________________________________________________________________</w:t>
-      </w:r>
-    </w:p>
-    <w:p>
-      <w:r>
-        <w:br w:type="page"/>
-      </w:r>
-    </w:p>
-    <w:p>
-      <w:pPr>
-        <w:pStyle w:val="Heading1"/>
-        <w:spacing w:after="120"/>
-      </w:pPr>
-      <w:r>
-        <w:rPr>
-          <w:b/>
-          <w:bCs/>
-        </w:rPr>
-        <w:t xml:space="preserve">Answer Key (Teacher)</w:t>
-      </w:r>
-    </w:p>
-    <w:p>
-      <w:pPr>
-        <w:spacing w:after="40" w:before="0"/>
-      </w:pPr>
-      <w:r>
-        <w:rPr>
-          <w:b/>
-          <w:bCs/>
-        </w:rPr>
-        <w:t xml:space="preserve">1. A. t &lt; 40</w:t>
-      </w:r>
-    </w:p>
-    <w:p>
-      <w:pPr>
-        <w:spacing w:after="20" w:before="0"/>
-      </w:pPr>
-      <w:r>
-        <w:t xml:space="preserve">     'Less than' means &lt;, so the inequality is t &lt; 40.</w:t>
-      </w:r>
-    </w:p>
-    <w:p>
-      <w:pPr>
-        <w:spacing w:after="80" w:before="0"/>
-      </w:pPr>
-      <w:r>
-        <w:rPr>
-          <w:i/>
-          <w:iCs/>
-        </w:rPr>
-        <w:t xml:space="preserve">     Watch for: A common mistake in Equations and Inequalities Problem Solving is matching the wrong model to a key phrase. For 'the getaway car held no more than 6 bags,' students often write the equation b = 6 instead of the inequality b ≤ 6, because they see one number and assume it must be exact. The same mistake happens in reverse: for 'the reward split equally among 5 people gave each $40,' students sometimes write the inequality 5p ≥ 40 instead of the equation 5p = 40, because 'split equally' sounds like it could mean a range. Before you submit, ask: does this phrase give one exact value (equation, =) or a limit/range (inequality, &lt;, &gt;, ≤, ≥)?</w:t>
-      </w:r>
-    </w:p>
-    <w:p>
-      <w:pPr>
-        <w:spacing w:after="40" w:before="0"/>
-      </w:pPr>
-      <w:r>
-        <w:rPr>
-          <w:b/>
-          <w:bCs/>
-        </w:rPr>
-        <w:t xml:space="preserve">2. A. h ≥ 48</w:t>
-      </w:r>
-    </w:p>
-    <w:p>
-      <w:pPr>
-        <w:spacing w:after="20" w:before="0"/>
-      </w:pPr>
-      <w:r>
-        <w:t xml:space="preserve">     'At least' means greater than or equal to, so h ≥ 48.</w:t>
-      </w:r>
-    </w:p>
-    <w:p>
-      <w:pPr>
-        <w:spacing w:after="80" w:before="0"/>
-      </w:pPr>
-      <w:r>
-        <w:rPr>
-          <w:i/>
-          <w:iCs/>
-        </w:rPr>
-        <w:t xml:space="preserve">     Watch for: A common mistake in Equations and Inequalities Problem Solving is matching the wrong model to a key phrase. For 'the getaway car held no more than 6 bags,' students often write the equation b = 6 instead of the inequality b ≤ 6, because they see one number and assume it must be exact. The same mistake happens in reverse: for 'the reward split equally among 5 people gave each $40,' students sometimes write the inequality 5p ≥ 40 instead of the equation 5p = 40, because 'split equally' sounds like it could mean a range. Before you submit, ask: does this phrase give one exact value (equation, =) or a limit/range (inequality, &lt;, &gt;, ≤, ≥)?</w:t>
-      </w:r>
-    </w:p>
-    <w:p>
-      <w:pPr>
-        <w:spacing w:after="40" w:before="0"/>
-      </w:pPr>
-      <w:r>
-        <w:rPr>
-          <w:b/>
-          <w:bCs/>
-        </w:rPr>
-        <w:t xml:space="preserve">3. A. t &gt; 2</w:t>
-      </w:r>
-    </w:p>
-    <w:p>
-      <w:pPr>
-        <w:spacing w:after="20" w:before="0"/>
-      </w:pPr>
-      <w:r>
-        <w:t xml:space="preserve">     'More than 2 hours' means strictly greater than: t &gt; 2. Exactly 2 hours is not charged.</w:t>
-      </w:r>
-    </w:p>
-    <w:p>
-      <w:pPr>
-        <w:spacing w:after="80" w:before="0"/>
-      </w:pPr>
-      <w:r>
-        <w:rPr>
-          <w:i/>
-          <w:iCs/>
-        </w:rPr>
-        <w:t xml:space="preserve">     Watch for: A common mistake in Equations and Inequalities Problem Solving is matching the wrong model to a key phrase. For 'the getaway car held no more than 6 bags,' students often write the equation b = 6 instead of the inequality b ≤ 6, because they see one number and assume it must be exact. The same mistake happens in reverse: for 'the reward split equally among 5 people gave each $40,' students sometimes write the inequality 5p ≥ 40 instead of the equation 5p = 40, because 'split equally' sounds like it could mean a range. Before you submit, ask: does this phrase give one exact value (equation, =) or a limit/range (inequality, &lt;, &gt;, ≤, ≥)?</w:t>
-      </w:r>
-    </w:p>
-    <w:p>
-      <w:pPr>
-        <w:spacing w:after="40" w:before="0"/>
-      </w:pPr>
-      <w:r>
-        <w:rPr>
-          <w:b/>
-          <w:bCs/>
-        </w:rPr>
-        <w:t xml:space="preserve">4. (Lesson 8.4) Crack the Inequality Error</w:t>
-      </w:r>
-    </w:p>
-    <w:p>
-      <w:pPr>
-        <w:spacing w:after="20" w:before="0"/>
-      </w:pPr>
-      <w:r>
-        <w:t xml:space="preserve">     The mistake is in Step 3.</w:t>
-      </w:r>
-    </w:p>
-    <w:p>
-      <w:pPr>
-        <w:spacing w:after="20" w:before="0"/>
-      </w:pPr>
-      <w:r>
-        <w:t xml:space="preserve">     Correct work: 'No fewer than 9' means the count cannot drop below 9 — 9 or more witnesses is required. That is w ≥ 9, not w &lt; 9, which would only allow numbers below 9, the opposite of what the clue says.</w:t>
-      </w:r>
-    </w:p>
-    <w:p>
-      <w:pPr>
-        <w:spacing w:after="80" w:before="0"/>
-      </w:pPr>
-      <w:r>
-        <w:t xml:space="preserve">     Watch for: The inequality step pointed the symbol the wrong way. "No fewer than 9" means the count can never drop below 9, so 9 and every larger number works: w ≥ 9. The w &lt; 9 that was written allows only counts under 9, which is the opposite of the clue.</w:t>
-      </w:r>
-    </w:p>
-    <w:p>
-      <w:pPr>
-        <w:spacing w:after="40" w:before="0"/>
-      </w:pPr>
-      <w:r>
-        <w:rPr>
-          <w:b/>
-          <w:bCs/>
-        </w:rPr>
-        <w:t xml:space="preserve">5. A. x ≤ 8</w:t>
-      </w:r>
-    </w:p>
-    <w:p>
-      <w:pPr>
-        <w:spacing w:after="20" w:before="0"/>
-      </w:pPr>
-      <w:r>
-        <w:t xml:space="preserve">     Closed circle means the value is included (≤ or ≥). Shaded left means less than or equal to: x ≤ 8.</w:t>
-      </w:r>
-    </w:p>
-    <w:p>
-      <w:pPr>
-        <w:spacing w:after="80" w:before="0"/>
-      </w:pPr>
-      <w:r>
-        <w:rPr>
-          <w:i/>
-          <w:iCs/>
-        </w:rPr>
-        <w:t xml:space="preserve">     Watch for: A common mistake in Equations and Inequalities Problem Solving is matching the wrong model to a key phrase. For 'the getaway car held no more than 6 bags,' students often write the equation b = 6 instead of the inequality b ≤ 6, because they see one number and assume it must be exact. The same mistake happens in reverse: for 'the reward split equally among 5 people gave each $40,' students sometimes write the inequality 5p ≥ 40 instead of the equation 5p = 40, because 'split equally' sounds like it could mean a range. Before you submit, ask: does this phrase give one exact value (equation, =) or a limit/range (inequality, &lt;, &gt;, ≤, ≥)?</w:t>
-      </w:r>
-    </w:p>
-    <w:p>
-      <w:pPr>
-        <w:spacing w:after="40" w:before="0"/>
-      </w:pPr>
-      <w:r>
-        <w:rPr>
-          <w:b/>
-          <w:bCs/>
-        </w:rPr>
-        <w:t xml:space="preserve">6. (Lesson 8.5) Spot the Common Mistake</w:t>
-      </w:r>
-    </w:p>
-    <w:p>
-      <w:pPr>
-        <w:spacing w:after="20" w:before="0"/>
-      </w:pPr>
-      <w:r>
-        <w:t xml:space="preserve">     The mistake is in Step 3.</w:t>
-      </w:r>
-    </w:p>
-    <w:p>
-      <w:pPr>
-        <w:spacing w:after="20" w:before="0"/>
-      </w:pPr>
-      <w:r>
-        <w:t xml:space="preserve">     Correct work: The circle choice was correct — c &lt; 9 does not include 9, so it needs an open circle. But 'less than' means smaller values, so the shading should go LEFT toward smaller numbers, not right. Final graph: open circle at 9, shaded left.</w:t>
-      </w:r>
-    </w:p>
-    <w:p>
-      <w:pPr>
-        <w:spacing w:after="80" w:before="0"/>
-      </w:pPr>
-      <w:r>
-        <w:t xml:space="preserve">     Watch for: The open circle at 9 is correct because c &lt; 9 leaves 9 out, but the shade direction step goes the wrong way. 'Fewer than 9 clues' means values smaller than 9, so the shading runs left, giving an open circle at 9 shaded left.</w:t>
-      </w:r>
-    </w:p>
-    <w:p>
-      <w:pPr>
-        <w:spacing w:after="40" w:before="0"/>
-      </w:pPr>
-      <w:r>
-        <w:rPr>
-          <w:b/>
-          <w:bCs/>
-        </w:rPr>
-        <w:t xml:space="preserve">7. A. No, because 5 + 4 = 9, and 9 is not greater than 12</w:t>
-      </w:r>
-    </w:p>
-    <w:p>
-      <w:pPr>
-        <w:spacing w:after="20" w:before="0"/>
-      </w:pPr>
-      <w:r>
-        <w:t xml:space="preserve">     Substitute: 5 + 4 = 9. Since 9 &gt; 12 is false, x = 5 is NOT a solution.</w:t>
-      </w:r>
-    </w:p>
-    <w:p>
-      <w:pPr>
-        <w:spacing w:after="80" w:before="0"/>
-      </w:pPr>
-      <w:r>
-        <w:rPr>
-          <w:i/>
-          <w:iCs/>
-        </w:rPr>
-        <w:t xml:space="preserve">     Watch for: A common mistake in Equations and Inequalities Problem Solving is matching the wrong model to a key phrase. For 'the getaway car held no more than 6 bags,' students often write the equation b = 6 instead of the inequality b ≤ 6, because they see one number and assume it must be exact. The same mistake happens in reverse: for 'the reward split equally among 5 people gave each $40,' students sometimes write the inequality 5p ≥ 40 instead of the equation 5p = 40, because 'split equally' sounds like it could mean a range. Before you submit, ask: does this phrase give one exact value (equation, =) or a limit/range (inequality, &lt;, &gt;, ≤, ≥)?</w:t>
-      </w:r>
-    </w:p>
-    <w:p>
-      <w:pPr>
-        <w:spacing w:after="40" w:before="0"/>
-      </w:pPr>
-      <w:r>
-        <w:rPr>
-          <w:b/>
-          <w:bCs/>
-        </w:rPr>
-        <w:t xml:space="preserve">8. (Lesson 8.6) Catch the Open vs. Closed Circle Mistake</w:t>
-      </w:r>
-    </w:p>
-    <w:p>
-      <w:pPr>
-        <w:spacing w:after="20" w:before="0"/>
-      </w:pPr>
-      <w:r>
-        <w:t xml:space="preserve">     The mistake is in Step 4.</w:t>
-      </w:r>
-    </w:p>
-    <w:p>
-      <w:pPr>
-        <w:spacing w:after="20" w:before="0"/>
-      </w:pPr>
-      <w:r>
-        <w:t xml:space="preserve">     Correct work: The solving is correct: x ≥ 13. But the symbol ≥ means 'greater than OR equal to,' so 13 IS a solution and must be included. Use a CLOSED circle at 13 (not open), then shade right.</w:t>
-      </w:r>
-    </w:p>
-    <w:p>
-      <w:pPr>
-        <w:spacing w:after="80" w:before="0"/>
-      </w:pPr>
-      <w:r>
-        <w:t xml:space="preserve">     Watch for: The solving is correct — adding 4 to both sides gives x ≥ 13 — but the graph left the boundary out. The symbol ≥ means "greater than or equal to," so 13 is itself a solution and must be filled in: a closed circle at 13, shaded to the right.</w:t>
-      </w:r>
-    </w:p>
-    <w:p>
-      <w:pPr>
-        <w:spacing w:after="40" w:before="0"/>
-      </w:pPr>
-      <w:r>
-        <w:rPr>
-          <w:b/>
-          <w:bCs/>
-        </w:rPr>
-        <w:t xml:space="preserve">9. C. Yes — 13 notebooks per box is reasonable</w:t>
-      </w:r>
-    </w:p>
-    <w:p>
-      <w:pPr>
-        <w:spacing w:after="20" w:before="0"/>
-      </w:pPr>
-      <w:r>
-        <w:t xml:space="preserve">     4 × 13 = 52 ✓. 13 notebooks per box is a reasonable whole number answer.</w:t>
-      </w:r>
-    </w:p>
-    <w:p>
-      <w:pPr>
-        <w:spacing w:after="80" w:before="0"/>
-      </w:pPr>
-      <w:r>
-        <w:rPr>
-          <w:i/>
-          <w:iCs/>
-        </w:rPr>
-        <w:t xml:space="preserve">     Watch for: A common mistake in Equations and Inequalities Problem Solving is matching the wrong model to a key phrase. For 'the getaway car held no more than 6 bags,' students often write the equation b = 6 instead of the inequality b ≤ 6, because they see one number and assume it must be exact. The same mistake happens in reverse: for 'the reward split equally among 5 people gave each $40,' students sometimes write the inequality 5p ≥ 40 instead of the equation 5p = 40, because 'split equally' sounds like it could mean a range. Before you submit, ask: does this phrase give one exact value (equation, =) or a limit/range (inequality, &lt;, &gt;, ≤, ≥)?</w:t>
-      </w:r>
-    </w:p>
-    <w:p>
-      <w:pPr>
-        <w:spacing w:after="40" w:before="0"/>
-      </w:pPr>
-      <w:r>
-        <w:rPr>
-          <w:b/>
-          <w:bCs/>
-        </w:rPr>
-        <w:t xml:space="preserve">10. (Lesson 8.7) Spot the Common Mistake</w:t>
-      </w:r>
-    </w:p>
-    <w:p>
-      <w:pPr>
-        <w:spacing w:after="20" w:before="0"/>
-      </w:pPr>
-      <w:r>
-        <w:t xml:space="preserve">     The mistake is in Step 3.</w:t>
-      </w:r>
-    </w:p>
-    <w:p>
-      <w:pPr>
-        <w:spacing w:after="20" w:before="0"/>
-      </w:pPr>
-      <w:r>
-        <w:t xml:space="preserve">     Correct work: The variable f is multiplied by 7, so you undo it by dividing both sides by 7 (the inverse operation), not by subtracting 7. 7f = 84 becomes f = 84 ÷ 7 = 12. So there are 12 files per locker. Check: 7 × 12 = 84 ✓</w:t>
-      </w:r>
-    </w:p>
-    <w:p>
-      <w:pPr>
-        <w:spacing w:after="80" w:before="0"/>
-      </w:pPr>
-      <w:r>
-        <w:t xml:space="preserve">     Watch for: The model 7f = 84 is correct, but f is MULTIPLIED by 7, and subtracting 7 does not undo a multiplication. Divide both sides by 7 instead: f = 84 ÷ 7 = 12 files per locker. Check: 7 × 12 = 84 ✓</w:t>
       </w:r>
     </w:p>
     <w:sectPr>
